--- a/src/main/resources/templates/PV_AFSR_PPMAGPM_CENTRALE.docx
+++ b/src/main/resources/templates/PV_AFSR_PPMAGPM_CENTRALE.docx
@@ -1762,7 +1762,7 @@
                 <w:b/>
                 <w:sz w:val="20"/>
               </w:rPr>
-              <w:t>VISA</w:t>
+              <w:t xml:space="preserve">VISA</w:t>
             </w:r>
             <w:r>
               <w:rPr>
@@ -1779,7 +1779,7 @@
                 <w:b/>
                 <w:sz w:val="20"/>
               </w:rPr>
-              <w:t>DU</w:t>
+              <w:t xml:space="preserve">DU</w:t>
             </w:r>
             <w:r>
               <w:rPr>
@@ -1796,7 +1796,7 @@
                 <w:b/>
                 <w:sz w:val="20"/>
               </w:rPr>
-              <w:t>SUPERIEUR</w:t>
+              <w:t xml:space="preserve">SUPERIEUR</w:t>
             </w:r>
             <w:r>
               <w:rPr>
@@ -1814,7 +1814,7 @@
                 <w:spacing w:val="-2"/>
                 <w:sz w:val="20"/>
               </w:rPr>
-              <w:t>HIERARCHIQUE</w:t>
+              <w:t xml:space="preserve">HIERARCHIQUE</w:t>
             </w:r>
           </w:p>
           <w:p>
@@ -1834,7 +1834,7 @@
                 <w:i/>
                 <w:sz w:val="20"/>
               </w:rPr>
-              <w:t>(Nom,</w:t>
+              <w:t xml:space="preserve">(Nom,</w:t>
             </w:r>
             <w:r>
               <w:rPr>
@@ -1851,7 +1851,7 @@
                 <w:i/>
                 <w:sz w:val="20"/>
               </w:rPr>
-              <w:t>prénoms,</w:t>
+              <w:t xml:space="preserve">prénoms,</w:t>
             </w:r>
             <w:r>
               <w:rPr>
@@ -1868,7 +1868,7 @@
                 <w:i/>
                 <w:sz w:val="20"/>
               </w:rPr>
-              <w:t>cachet</w:t>
+              <w:t xml:space="preserve">cachet</w:t>
             </w:r>
             <w:r>
               <w:rPr>
@@ -1885,7 +1885,7 @@
                 <w:i/>
                 <w:sz w:val="20"/>
               </w:rPr>
-              <w:t>et</w:t>
+              <w:t xml:space="preserve">et</w:t>
             </w:r>
             <w:r>
               <w:rPr>
@@ -1902,7 +1902,7 @@
                 <w:i/>
                 <w:sz w:val="20"/>
               </w:rPr>
-              <w:t>signature</w:t>
+              <w:t xml:space="preserve">signature</w:t>
             </w:r>
             <w:r>
               <w:rPr>
@@ -1919,7 +1919,7 @@
                 <w:i/>
                 <w:sz w:val="20"/>
               </w:rPr>
-              <w:t>du supérieur hiérarchique)</w:t>
+              <w:t xml:space="preserve">du supérieur hiérarchique)</w:t>
             </w:r>
           </w:p>
         </w:tc>
@@ -1954,7 +1954,7 @@
                 <w:spacing w:val="-10"/>
                 <w:sz w:val="20"/>
               </w:rPr>
-              <w:t>&lt;LOCALITE&gt;</w:t>
+              <w:t xml:space="preserve">&lt;CHEF LIEU&gt;</w:t>
             </w:r>
             <w:r>
               <w:rPr>
@@ -1963,7 +1963,7 @@
                 <w:spacing w:val="-2"/>
                 <w:sz w:val="20"/>
               </w:rPr>
-              <w:t>,</w:t>
+              <w:t xml:space="preserve">,</w:t>
             </w:r>
             <w:r>
               <w:rPr>
@@ -1990,7 +1990,7 @@
                 <w:spacing w:val="-10"/>
                 <w:sz w:val="20"/>
               </w:rPr>
-              <w:t>&lt;DATE AUJOURD’HUI&gt;</w:t>
+              <w:t xml:space="preserve">&lt;DATE AUJOURD’HUI&gt;</w:t>
             </w:r>
           </w:p>
           <w:p>
@@ -2010,7 +2010,7 @@
                 <w:i/>
                 <w:sz w:val="20"/>
               </w:rPr>
-              <w:t>(Nom,</w:t>
+              <w:t xml:space="preserve">(Nom,</w:t>
             </w:r>
             <w:r>
               <w:rPr>
@@ -2027,7 +2027,7 @@
                 <w:i/>
                 <w:sz w:val="20"/>
               </w:rPr>
-              <w:t>prénoms,</w:t>
+              <w:t xml:space="preserve">prénoms,</w:t>
             </w:r>
             <w:r>
               <w:rPr>
@@ -2044,7 +2044,7 @@
                 <w:i/>
                 <w:sz w:val="20"/>
               </w:rPr>
-              <w:t>cachet</w:t>
+              <w:t xml:space="preserve">cachet</w:t>
             </w:r>
             <w:r>
               <w:rPr>
@@ -2061,7 +2061,7 @@
                 <w:i/>
                 <w:sz w:val="20"/>
               </w:rPr>
-              <w:t>et</w:t>
+              <w:t xml:space="preserve">et</w:t>
             </w:r>
             <w:r>
               <w:rPr>
@@ -2078,7 +2078,7 @@
                 <w:i/>
                 <w:sz w:val="20"/>
               </w:rPr>
-              <w:t>signature</w:t>
+              <w:t xml:space="preserve">signature</w:t>
             </w:r>
             <w:r>
               <w:rPr>
@@ -2095,7 +2095,7 @@
                 <w:i/>
                 <w:sz w:val="20"/>
               </w:rPr>
-              <w:t>du</w:t>
+              <w:t xml:space="preserve">du</w:t>
             </w:r>
             <w:r>
               <w:rPr>
@@ -2112,7 +2112,7 @@
                 <w:i/>
                 <w:sz w:val="20"/>
               </w:rPr>
-              <w:t>membre en charge du dossier)</w:t>
+              <w:t xml:space="preserve">membre en charge du dossier)</w:t>
             </w:r>
           </w:p>
         </w:tc>

--- a/src/main/resources/templates/PV_AFSR_PPMAGPM_CENTRALE.docx
+++ b/src/main/resources/templates/PV_AFSR_PPMAGPM_CENTRALE.docx
@@ -2113,6 +2113,21 @@
                 <w:sz w:val="20"/>
               </w:rPr>
               <w:t xml:space="preserve">membre en charge du dossier)</w:t>
+            </w:r>
+          </w:p>
+        </w:tc>
+      </w:tr>
+      <w:tr>
+        <w:tc>
+          <w:p/>
+        </w:tc>
+        <w:tc>
+          <w:p>
+            <w:r>
+              <w:rPr>
+                <w:sz w:val="22"/>
+              </w:rPr>
+              <w:t>&lt;VISEUR&gt;</w:t>
             </w:r>
           </w:p>
         </w:tc>

--- a/src/main/resources/templates/PV_AFSR_PPMAGPM_CENTRALE.docx
+++ b/src/main/resources/templates/PV_AFSR_PPMAGPM_CENTRALE.docx
@@ -1356,86 +1356,6 @@
           <w:sz w:val="20"/>
         </w:rPr>
         <w:t>&lt;NOM ET PRENOMS DU MEMBRE&gt;</w:t>
-      </w:r>
-    </w:p>
-    <w:p>
-      <w:pPr>
-        <w:spacing w:line="228" w:lineRule="exact"/>
-        <w:ind w:left="993"/>
-        <w:rPr>
-          <w:rFonts w:ascii="Arial" w:hAnsi="Arial"/>
-          <w:i/>
-          <w:sz w:val="20"/>
-        </w:rPr>
-      </w:pPr>
-      <w:r>
-        <w:rPr>
-          <w:rFonts w:ascii="Arial" w:hAnsi="Arial"/>
-          <w:i/>
-          <w:sz w:val="20"/>
-        </w:rPr>
-        <w:t>Secrétaire</w:t>
-      </w:r>
-      <w:r>
-        <w:rPr>
-          <w:rFonts w:ascii="Arial" w:hAnsi="Arial"/>
-          <w:i/>
-          <w:spacing w:val="-7"/>
-          <w:sz w:val="20"/>
-        </w:rPr>
-        <w:t xml:space="preserve"> </w:t>
-      </w:r>
-      <w:r>
-        <w:rPr>
-          <w:rFonts w:ascii="Arial" w:hAnsi="Arial"/>
-          <w:i/>
-          <w:sz w:val="20"/>
-        </w:rPr>
-        <w:t>de</w:t>
-      </w:r>
-      <w:r>
-        <w:rPr>
-          <w:rFonts w:ascii="Arial" w:hAnsi="Arial"/>
-          <w:i/>
-          <w:spacing w:val="-7"/>
-          <w:sz w:val="20"/>
-        </w:rPr>
-        <w:t xml:space="preserve"> </w:t>
-      </w:r>
-      <w:r>
-        <w:rPr>
-          <w:rFonts w:ascii="Arial" w:hAnsi="Arial"/>
-          <w:i/>
-          <w:sz w:val="20"/>
-        </w:rPr>
-        <w:t>séance</w:t>
-      </w:r>
-      <w:r>
-        <w:rPr>
-          <w:rFonts w:ascii="Arial" w:hAnsi="Arial"/>
-          <w:i/>
-          <w:spacing w:val="-5"/>
-          <w:sz w:val="20"/>
-        </w:rPr>
-        <w:t> </w:t>
-      </w:r>
-      <w:r>
-        <w:rPr>
-          <w:rFonts w:ascii="Arial" w:hAnsi="Arial"/>
-          <w:i/>
-          <w:spacing w:val="-2"/>
-          <w:sz w:val="20"/>
-        </w:rPr>
-        <w:t xml:space="preserve">: </w:t>
-      </w:r>
-      <w:r>
-        <w:rPr>
-          <w:rFonts w:ascii="Arial" w:hAnsi="Arial"/>
-          <w:i/>
-          <w:spacing w:val="-10"/>
-          <w:sz w:val="20"/>
-        </w:rPr>
-        <w:t>&lt;NOM ET PRENOMS DU VERIFICATEUR&gt;</w:t>
       </w:r>
     </w:p>
     <w:p>

--- a/src/main/resources/templates/PV_AFSR_PPMAGPM_CENTRALE.docx
+++ b/src/main/resources/templates/PV_AFSR_PPMAGPM_CENTRALE.docx
@@ -2039,7 +2039,14 @@
       </w:tr>
       <w:tr>
         <w:tc>
-          <w:p/>
+          <w:p>
+            <w:r>
+              <w:rPr>
+                <w:sz w:val="22"/>
+              </w:rPr>
+              <w:t>&lt;VISEUR&gt;</w:t>
+            </w:r>
+          </w:p>
         </w:tc>
         <w:tc>
           <w:p>
@@ -2047,7 +2054,7 @@
               <w:rPr>
                 <w:sz w:val="22"/>
               </w:rPr>
-              <w:t>&lt;VISEUR&gt;</w:t>
+              <w:t>&lt;NOM ET PRENOMS DU MEMBRE&gt;</w:t>
             </w:r>
           </w:p>
         </w:tc>

--- a/src/main/resources/templates/PV_AFSR_PPMAGPM_CENTRALE.docx
+++ b/src/main/resources/templates/PV_AFSR_PPMAGPM_CENTRALE.docx
@@ -2040,6 +2040,11 @@
       <w:tr>
         <w:tc>
           <w:p>
+            <w:pPr>
+              <w:pStyle w:val="TableParagraph"/>
+              <w:spacing w:before="1134"/>
+              <w:ind w:left="50"/>
+            </w:pPr>
             <w:r>
               <w:rPr>
                 <w:sz w:val="22"/>
@@ -2050,6 +2055,11 @@
         </w:tc>
         <w:tc>
           <w:p>
+            <w:pPr>
+              <w:pStyle w:val="TableParagraph"/>
+              <w:spacing w:before="1134"/>
+              <w:ind w:left="446"/>
+            </w:pPr>
             <w:r>
               <w:rPr>
                 <w:sz w:val="22"/>
